--- a/docs/COLAB_V7_HANDOFF_2026-04-06.docx
+++ b/docs/COLAB_V7_HANDOFF_2026-04-06.docx
@@ -34,13 +34,78 @@
         <w:pStyle w:val="BodyText"/>
       </w:pPr>
       <w:r>
-        <w:t xml:space="preserve">This document is the operational handoff for the next heavy scientific task in the repo:</w:t>
-      </w:r>
-      <w:r>
-        <w:t xml:space="preserve"> </w:t>
-      </w:r>
-      <w:r>
-        <w:t xml:space="preserve">a fresh artifact-backed rerun of the trainable V7 path on Google Colab.</w:t>
+        <w:t xml:space="preserve">This document is the operational handoff for the trainable V7 Colab path.</w:t>
+      </w:r>
+    </w:p>
+    <w:p>
+      <w:pPr>
+        <w:pStyle w:val="BlockText"/>
+      </w:pPr>
+      <w:r>
+        <w:t xml:space="preserve">Update, April 7, 2026:</w:t>
+      </w:r>
+      <w:r>
+        <w:t xml:space="preserve"> </w:t>
+      </w:r>
+      <w:r>
+        <w:t xml:space="preserve">One fresh L4 rerun has already been completed successfully at</w:t>
+      </w:r>
+      <w:r>
+        <w:t xml:space="preserve"> </w:t>
+      </w:r>
+      <w:r>
+        <w:rPr>
+          <w:rStyle w:val="VerbatimChar"/>
+        </w:rPr>
+        <w:t xml:space="preserve">72.89%</w:t>
+      </w:r>
+      <w:r>
+        <w:t xml:space="preserve"> </w:t>
+      </w:r>
+      <w:r>
+        <w:t xml:space="preserve">best validation and</w:t>
+      </w:r>
+      <w:r>
+        <w:t xml:space="preserve"> </w:t>
+      </w:r>
+      <w:r>
+        <w:rPr>
+          <w:rStyle w:val="VerbatimChar"/>
+        </w:rPr>
+        <w:t xml:space="preserve">72.53%</w:t>
+      </w:r>
+      <w:r>
+        <w:t xml:space="preserve"> </w:t>
+      </w:r>
+      <w:r>
+        <w:t xml:space="preserve">test accuracy.</w:t>
+      </w:r>
+      <w:r>
+        <w:t xml:space="preserve"> </w:t>
+      </w:r>
+      <w:r>
+        <w:t xml:space="preserve">Remaining Colab budget is approximately</w:t>
+      </w:r>
+      <w:r>
+        <w:t xml:space="preserve"> </w:t>
+      </w:r>
+      <w:r>
+        <w:rPr>
+          <w:rStyle w:val="VerbatimChar"/>
+        </w:rPr>
+        <w:t xml:space="preserve">145</w:t>
+      </w:r>
+      <w:r>
+        <w:t xml:space="preserve"> </w:t>
+      </w:r>
+      <w:r>
+        <w:t xml:space="preserve">computing units.</w:t>
+      </w:r>
+      <w:r>
+        <w:t xml:space="preserve"> </w:t>
+      </w:r>
+      <w:r>
+        <w:t xml:space="preserve">Therefore this document should now be read mainly as a resume / recovery / artifact-sync reference, not as an instruction to start another default Colab run.</w:t>
       </w:r>
     </w:p>
     <w:bookmarkStart w:id="9" w:name="X0af839049bce4318bae9565991c1a7a4bac4828"/>
@@ -492,7 +557,7 @@
         <w:pStyle w:val="FirstParagraph"/>
       </w:pPr>
       <w:r>
-        <w:t xml:space="preserve">Resume from latest checkpoint:</w:t>
+        <w:t xml:space="preserve">Resume from latest checkpoint for the same target regime:</w:t>
       </w:r>
     </w:p>
     <w:p>
@@ -531,6 +596,103 @@
           <w:rStyle w:val="VerbatimChar"/>
         </w:rPr>
         <w:t xml:space="preserve">  --target 60 \</w:t>
+      </w:r>
+      <w:r>
+        <w:br/>
+      </w:r>
+      <w:r>
+        <w:rPr>
+          <w:rStyle w:val="VerbatimChar"/>
+        </w:rPr>
+        <w:t xml:space="preserve">  --resume \</w:t>
+      </w:r>
+      <w:r>
+        <w:br/>
+      </w:r>
+      <w:r>
+        <w:rPr>
+          <w:rStyle w:val="VerbatimChar"/>
+        </w:rPr>
+        <w:t xml:space="preserve">  --drive-backup-path /content/drive/MyDrive/quanv_results/v7 \</w:t>
+      </w:r>
+      <w:r>
+        <w:br/>
+      </w:r>
+      <w:r>
+        <w:rPr>
+          <w:rStyle w:val="VerbatimChar"/>
+        </w:rPr>
+        <w:t xml:space="preserve">  --train-path /content/local_data/train \</w:t>
+      </w:r>
+      <w:r>
+        <w:br/>
+      </w:r>
+      <w:r>
+        <w:rPr>
+          <w:rStyle w:val="VerbatimChar"/>
+        </w:rPr>
+        <w:t xml:space="preserve">  --test-path /content/local_data/test</w:t>
+      </w:r>
+    </w:p>
+    <w:p>
+      <w:pPr>
+        <w:pStyle w:val="FirstParagraph"/>
+      </w:pPr>
+      <w:r>
+        <w:t xml:space="preserve">Continue past an earlier</w:t>
+      </w:r>
+      <w:r>
+        <w:t xml:space="preserve"> </w:t>
+      </w:r>
+      <w:r>
+        <w:rPr>
+          <w:rStyle w:val="VerbatimChar"/>
+        </w:rPr>
+        <w:t xml:space="preserve">--target 60</w:t>
+      </w:r>
+      <w:r>
+        <w:t xml:space="preserve"> </w:t>
+      </w:r>
+      <w:r>
+        <w:t xml:space="preserve">stop without starting from scratch:</w:t>
+      </w:r>
+    </w:p>
+    <w:p>
+      <w:pPr>
+        <w:pStyle w:val="SourceCode"/>
+      </w:pPr>
+      <w:r>
+        <w:rPr>
+          <w:rStyle w:val="VerbatimChar"/>
+        </w:rPr>
+        <w:t xml:space="preserve">python train_v7.py \</w:t>
+      </w:r>
+      <w:r>
+        <w:br/>
+      </w:r>
+      <w:r>
+        <w:rPr>
+          <w:rStyle w:val="VerbatimChar"/>
+        </w:rPr>
+        <w:t xml:space="preserve">  --circuit data_reuploading \</w:t>
+      </w:r>
+      <w:r>
+        <w:br/>
+      </w:r>
+      <w:r>
+        <w:rPr>
+          <w:rStyle w:val="VerbatimChar"/>
+        </w:rPr>
+        <w:t xml:space="preserve">  --epochs 10 \</w:t>
+      </w:r>
+      <w:r>
+        <w:br/>
+      </w:r>
+      <w:r>
+        <w:rPr>
+          <w:rStyle w:val="VerbatimChar"/>
+        </w:rPr>
+        <w:t xml:space="preserve">  --target 90 \</w:t>
       </w:r>
       <w:r>
         <w:br/>
@@ -1035,6 +1197,29 @@
         <w:t xml:space="preserve">not the benchmark leader</w:t>
       </w:r>
     </w:p>
+    <w:p>
+      <w:pPr>
+        <w:pStyle w:val="FirstParagraph"/>
+      </w:pPr>
+      <w:r>
+        <w:t xml:space="preserve">At the current repository state, this post-run reconciliation is still incomplete: the benchmark tables and paper already reflect the fresh rerun metrics, and the Drive-backed checkpoint files are now synced locally, but the remote</w:t>
+      </w:r>
+      <w:r>
+        <w:t xml:space="preserve"> </w:t>
+      </w:r>
+      <w:r>
+        <w:rPr>
+          <w:rStyle w:val="VerbatimChar"/>
+        </w:rPr>
+        <w:t xml:space="preserve">experiments/v7_*</w:t>
+      </w:r>
+      <w:r>
+        <w:t xml:space="preserve"> </w:t>
+      </w:r>
+      <w:r>
+        <w:t xml:space="preserve">directory has not yet been recovered into the local repo workspace.</w:t>
+      </w:r>
+    </w:p>
     <w:bookmarkEnd w:id="15"/>
     <w:bookmarkStart w:id="16" w:name="X4cab73f32fe925a11220e6c74922f04517fef12"/>
     <w:p>
@@ -1094,7 +1279,22 @@
         <w:pStyle w:val="FirstParagraph"/>
       </w:pPr>
       <w:r>
-        <w:t xml:space="preserve">Only consider extra V7 seeds after this first rerun if the new run is both stable and paper-relevant.</w:t>
+        <w:t xml:space="preserve">Only consider extra V7 seeds after this first rerun if the new run is both stable and paper-relevant, and if the expected value clearly justifies the remaining</w:t>
+      </w:r>
+      <w:r>
+        <w:t xml:space="preserve"> </w:t>
+      </w:r>
+      <w:r>
+        <w:rPr>
+          <w:rStyle w:val="VerbatimChar"/>
+        </w:rPr>
+        <w:t xml:space="preserve">145</w:t>
+      </w:r>
+      <w:r>
+        <w:t xml:space="preserve"> </w:t>
+      </w:r>
+      <w:r>
+        <w:t xml:space="preserve">CU budget. The current default is to spend zero additional Colab units until artifact sync and manuscript tightening are complete.</w:t>
       </w:r>
     </w:p>
     <w:bookmarkEnd w:id="16"/>

--- a/docs/COLAB_V7_HANDOFF_2026-04-06.docx
+++ b/docs/COLAB_V7_HANDOFF_2026-04-06.docx
@@ -42,7 +42,7 @@
         <w:pStyle w:val="BlockText"/>
       </w:pPr>
       <w:r>
-        <w:t xml:space="preserve">Update, April 7, 2026:</w:t>
+        <w:t xml:space="preserve">Update, April 23, 2026:</w:t>
       </w:r>
       <w:r>
         <w:t xml:space="preserve"> </w:t>
@@ -93,7 +93,7 @@
         <w:rPr>
           <w:rStyle w:val="VerbatimChar"/>
         </w:rPr>
-        <w:t xml:space="preserve">145</w:t>
+        <w:t xml:space="preserve">245</w:t>
       </w:r>
       <w:r>
         <w:t xml:space="preserve"> </w:t>
@@ -1288,7 +1288,7 @@
         <w:rPr>
           <w:rStyle w:val="VerbatimChar"/>
         </w:rPr>
-        <w:t xml:space="preserve">145</w:t>
+        <w:t xml:space="preserve">245</w:t>
       </w:r>
       <w:r>
         <w:t xml:space="preserve"> </w:t>

--- a/docs/COLAB_V7_HANDOFF_2026-04-06.docx
+++ b/docs/COLAB_V7_HANDOFF_2026-04-06.docx
@@ -42,13 +42,13 @@
         <w:pStyle w:val="BlockText"/>
       </w:pPr>
       <w:r>
-        <w:t xml:space="preserve">Update, April 23, 2026:</w:t>
-      </w:r>
-      <w:r>
-        <w:t xml:space="preserve"> </w:t>
-      </w:r>
-      <w:r>
-        <w:t xml:space="preserve">One fresh L4 rerun has already been completed successfully at</w:t>
+        <w:t xml:space="preserve">Update, April 30, 2026:</w:t>
+      </w:r>
+      <w:r>
+        <w:t xml:space="preserve"> </w:t>
+      </w:r>
+      <w:r>
+        <w:t xml:space="preserve">The April 6 resumed L4 rerun completed successfully at</w:t>
       </w:r>
       <w:r>
         <w:t xml:space="preserve"> </w:t>
@@ -84,7 +84,43 @@
         <w:t xml:space="preserve"> </w:t>
       </w:r>
       <w:r>
-        <w:t xml:space="preserve">Remaining Colab budget is approximately</w:t>
+        <w:t xml:space="preserve">The April 27 clean non-resumed L4 rerun completed at</w:t>
+      </w:r>
+      <w:r>
+        <w:t xml:space="preserve"> </w:t>
+      </w:r>
+      <w:r>
+        <w:rPr>
+          <w:rStyle w:val="VerbatimChar"/>
+        </w:rPr>
+        <w:t xml:space="preserve">69.97%</w:t>
+      </w:r>
+      <w:r>
+        <w:t xml:space="preserve"> </w:t>
+      </w:r>
+      <w:r>
+        <w:t xml:space="preserve">best validation and</w:t>
+      </w:r>
+      <w:r>
+        <w:t xml:space="preserve"> </w:t>
+      </w:r>
+      <w:r>
+        <w:rPr>
+          <w:rStyle w:val="VerbatimChar"/>
+        </w:rPr>
+        <w:t xml:space="preserve">65.88%</w:t>
+      </w:r>
+      <w:r>
+        <w:t xml:space="preserve"> </w:t>
+      </w:r>
+      <w:r>
+        <w:t xml:space="preserve">test accuracy; its JSON row is reconstructed from captured notebook output because the runtime disconnected before the artifact-copy cell ran.</w:t>
+      </w:r>
+      <w:r>
+        <w:t xml:space="preserve"> </w:t>
+      </w:r>
+      <w:r>
+        <w:t xml:space="preserve">The last user-reported Colab budget before the May 2026 low-data confirmation was approximately</w:t>
       </w:r>
       <w:r>
         <w:t xml:space="preserve"> </w:t>
@@ -99,13 +135,33 @@
         <w:t xml:space="preserve"> </w:t>
       </w:r>
       <w:r>
-        <w:t xml:space="preserve">computing units.</w:t>
-      </w:r>
-      <w:r>
-        <w:t xml:space="preserve"> </w:t>
-      </w:r>
-      <w:r>
-        <w:t xml:space="preserve">Therefore this document should now be read mainly as a resume / recovery / artifact-sync reference, not as an instruction to start another default Colab run.</w:t>
+        <w:t xml:space="preserve">computing units; remeasure the current balance before any new Colab work.</w:t>
+      </w:r>
+      <w:r>
+        <w:t xml:space="preserve"> </w:t>
+      </w:r>
+      <w:r>
+        <w:t xml:space="preserve">Therefore this document should now be read mainly as a resume / recovery / artifact-sync reference, not as an instruction to start another default V7 Colab run.</w:t>
+      </w:r>
+    </w:p>
+    <w:p>
+      <w:pPr>
+        <w:pStyle w:val="BlockText"/>
+      </w:pPr>
+      <w:r>
+        <w:t xml:space="preserve">Update, May 16, 2026:</w:t>
+      </w:r>
+      <w:r>
+        <w:t xml:space="preserve"> </w:t>
+      </w:r>
+      <w:r>
+        <w:t xml:space="preserve">V7 is closed as a trainable-quantum engineering case-study unless reviewer feedback specifically demands another controlled rerun.</w:t>
+      </w:r>
+      <w:r>
+        <w:t xml:space="preserve"> </w:t>
+      </w:r>
+      <w:r>
+        <w:t xml:space="preserve">Do not spend Colab units on V7 folder hygiene; the current paper-impact path is submission cleanup or a separately justified robustness/statistics extension.</w:t>
       </w:r>
     </w:p>
     <w:bookmarkStart w:id="9" w:name="X0af839049bce4318bae9565991c1a7a4bac4828"/>
@@ -122,19 +178,27 @@
         <w:pStyle w:val="FirstParagraph"/>
       </w:pPr>
       <w:r>
-        <w:t xml:space="preserve">The goal is not to prove a new benchmark lead. The goal is to produce a fresh, reproducible,</w:t>
-      </w:r>
-      <w:r>
-        <w:t xml:space="preserve"> </w:t>
-      </w:r>
-      <w:r>
-        <w:t xml:space="preserve">artifact-backed V7 rerun that can be cited safely in the paper as the current trainable-quantum</w:t>
+        <w:t xml:space="preserve">The historical goal was not to prove a new benchmark lead. It was to produce a fresh, reproducible,</w:t>
+      </w:r>
+      <w:r>
+        <w:t xml:space="preserve"> </w:t>
+      </w:r>
+      <w:r>
+        <w:t xml:space="preserve">artifact-backed V7 rerun that could be cited safely in the paper as a trainable-quantum</w:t>
       </w:r>
       <w:r>
         <w:t xml:space="preserve"> </w:t>
       </w:r>
       <w:r>
         <w:t xml:space="preserve">case-study result.</w:t>
+      </w:r>
+    </w:p>
+    <w:p>
+      <w:pPr>
+        <w:pStyle w:val="BodyText"/>
+      </w:pPr>
+      <w:r>
+        <w:t xml:space="preserve">At the current repository state, that goal has been satisfied by the April 2026 reruns and reconstructed JSON rows. Use this document for resume/recovery instructions only.</w:t>
       </w:r>
     </w:p>
     <w:bookmarkEnd w:id="9"/>
@@ -1170,7 +1234,7 @@
         </w:numPr>
       </w:pPr>
       <w:r>
-        <w:t xml:space="preserve">If the fresh V7 rerun still does not change the main ranking, keep V7 framed as:</w:t>
+        <w:t xml:space="preserve">If a V7 rerun still does not change the main ranking, keep V7 framed as:</w:t>
       </w:r>
     </w:p>
     <w:p>
@@ -1202,22 +1266,22 @@
         <w:pStyle w:val="FirstParagraph"/>
       </w:pPr>
       <w:r>
-        <w:t xml:space="preserve">At the current repository state, this post-run reconciliation is still incomplete: the benchmark tables and paper already reflect the fresh rerun metrics, and the Drive-backed checkpoint files are now synced locally, but the remote</w:t>
-      </w:r>
-      <w:r>
-        <w:t xml:space="preserve"> </w:t>
-      </w:r>
-      <w:r>
-        <w:rPr>
-          <w:rStyle w:val="VerbatimChar"/>
-        </w:rPr>
-        <w:t xml:space="preserve">experiments/v7_*</w:t>
-      </w:r>
-      <w:r>
-        <w:t xml:space="preserve"> </w:t>
-      </w:r>
-      <w:r>
-        <w:t xml:space="preserve">directory has not yet been recovered into the local repo workspace.</w:t>
+        <w:t xml:space="preserve">At the current repository state, this post-run reconciliation should preserve the provenance labels: the benchmark tables and paper reflect the April rerun metrics, the April 27 Drive folder contains checkpoint files, and its</w:t>
+      </w:r>
+      <w:r>
+        <w:t xml:space="preserve"> </w:t>
+      </w:r>
+      <w:r>
+        <w:rPr>
+          <w:rStyle w:val="VerbatimChar"/>
+        </w:rPr>
+        <w:t xml:space="preserve">experiments/</w:t>
+      </w:r>
+      <w:r>
+        <w:t xml:space="preserve"> </w:t>
+      </w:r>
+      <w:r>
+        <w:t xml:space="preserve">subfolder is empty because the artifact-copy cell did not run before runtime disconnect.</w:t>
       </w:r>
     </w:p>
     <w:bookmarkEnd w:id="15"/>
@@ -1279,22 +1343,7 @@
         <w:pStyle w:val="FirstParagraph"/>
       </w:pPr>
       <w:r>
-        <w:t xml:space="preserve">Only consider extra V7 seeds after this first rerun if the new run is both stable and paper-relevant, and if the expected value clearly justifies the remaining</w:t>
-      </w:r>
-      <w:r>
-        <w:t xml:space="preserve"> </w:t>
-      </w:r>
-      <w:r>
-        <w:rPr>
-          <w:rStyle w:val="VerbatimChar"/>
-        </w:rPr>
-        <w:t xml:space="preserve">245</w:t>
-      </w:r>
-      <w:r>
-        <w:t xml:space="preserve"> </w:t>
-      </w:r>
-      <w:r>
-        <w:t xml:space="preserve">CU budget. The current default is to spend zero additional Colab units until artifact sync and manuscript tightening are complete.</w:t>
+        <w:t xml:space="preserve">Only consider extra V7 seeds if reviewer feedback makes them paper-relevant and if the expected value clearly justifies the Colab spend. The current default is to avoid more V7 training for artifact hygiene; any future Colab experiment should address a concrete reviewer risk or stronger venue target.</w:t>
       </w:r>
     </w:p>
     <w:bookmarkEnd w:id="16"/>
